--- a/docs/NexTrace_Engineering_Continuation_Report.docx
+++ b/docs/NexTrace_Engineering_Continuation_Report.docx
@@ -12,7 +12,7 @@
           <w:color w:val="0E7490"/>
           <w:sz w:val="19"/>
         </w:rPr>
-        <w:t>SOCIAL MEDIA INTELLIGENCE PLATFORM</w:t>
+        <w:t>SOCIAL MEDIA INTELLIGENCE &amp; OSINT PLATFORM</w:t>
         <w:br/>
       </w:r>
       <w:r>
@@ -21,7 +21,7 @@
           <w:color w:val="1E293B"/>
           <w:sz w:val="44"/>
         </w:rPr>
-        <w:t>NexTrace — Engineering Continuation &amp; System Completion Report</w:t>
+        <w:t>NexTrace — Master Engineering Continuation &amp; System Completion Report</w:t>
       </w:r>
     </w:p>
     <w:p>
@@ -33,7 +33,7 @@
           <w:color w:val="64748B"/>
           <w:sz w:val="24"/>
         </w:rPr>
-        <w:t>Comprehensive Audit, Data Contracts, Ingestion Architecture, Resilient NLP, Pipeline Unification, Model Audit, and Dashboard Integration</w:t>
+        <w:t>End-to-End Implementation of Open-Source Intelligence (GDELT, Fact Check, RDAP), Social Media APIs (X API v2, Reddit API), OCR Verification, Preserved Machine Learning, Explainable Risk Scoring, and Interactive Intelligence Dashboard</w:t>
       </w:r>
     </w:p>
     <w:tbl>
@@ -50,7 +50,7 @@
       <w:tr>
         <w:tc>
           <w:tcPr>
-            <w:tcW w:type="dxa" w:w="2592"/>
+            <w:tcW w:type="dxa" w:w="2880"/>
             <w:shd w:fill="F1F5F9"/>
             <w:tcMar>
               <w:top w:w="60" w:type="dxa"/>
@@ -60,14 +60,11 @@
             </w:tcMar>
           </w:tcPr>
           <w:p>
-            <w:pPr>
-              <w:spacing w:after="0"/>
-            </w:pPr>
             <w:r>
               <w:rPr>
                 <w:b/>
-                <w:color w:val="0E7490"/>
-                <w:sz w:val="20"/>
+                <w:color w:val="1E293B"/>
+                <w:sz w:val="19"/>
               </w:rPr>
               <w:t>Repository</w:t>
             </w:r>
@@ -75,7 +72,7 @@
         </w:tc>
         <w:tc>
           <w:tcPr>
-            <w:tcW w:type="dxa" w:w="6768"/>
+            <w:tcW w:type="dxa" w:w="6480"/>
             <w:shd w:fill="F8FAFC"/>
             <w:tcMar>
               <w:top w:w="60" w:type="dxa"/>
@@ -85,13 +82,10 @@
             </w:tcMar>
           </w:tcPr>
           <w:p>
-            <w:pPr>
-              <w:spacing w:after="0"/>
-            </w:pPr>
             <w:r>
               <w:rPr>
                 <w:color w:val="1E293B"/>
-                <w:sz w:val="20"/>
+                <w:sz w:val="19"/>
               </w:rPr>
               <w:t>https://github.com/kundanavadlamudi/SynchroNet.git (Branch: main)</w:t>
             </w:r>
@@ -101,7 +95,7 @@
       <w:tr>
         <w:tc>
           <w:tcPr>
-            <w:tcW w:type="dxa" w:w="2592"/>
+            <w:tcW w:type="dxa" w:w="2880"/>
             <w:shd w:fill="F1F5F9"/>
             <w:tcMar>
               <w:top w:w="60" w:type="dxa"/>
@@ -111,14 +105,11 @@
             </w:tcMar>
           </w:tcPr>
           <w:p>
-            <w:pPr>
-              <w:spacing w:after="0"/>
-            </w:pPr>
             <w:r>
               <w:rPr>
                 <w:b/>
-                <w:color w:val="0E7490"/>
-                <w:sz w:val="20"/>
+                <w:color w:val="1E293B"/>
+                <w:sz w:val="19"/>
               </w:rPr>
               <w:t>Date &amp; Status</w:t>
             </w:r>
@@ -126,7 +117,7 @@
         </w:tc>
         <w:tc>
           <w:tcPr>
-            <w:tcW w:type="dxa" w:w="6768"/>
+            <w:tcW w:type="dxa" w:w="6480"/>
             <w:shd w:fill="F8FAFC"/>
             <w:tcMar>
               <w:top w:w="60" w:type="dxa"/>
@@ -136,15 +127,12 @@
             </w:tcMar>
           </w:tcPr>
           <w:p>
-            <w:pPr>
-              <w:spacing w:after="0"/>
-            </w:pPr>
             <w:r>
               <w:rPr>
                 <w:color w:val="1E293B"/>
-                <w:sz w:val="20"/>
+                <w:sz w:val="19"/>
               </w:rPr>
-              <w:t>October 24, 2026 | All 42 Tests Passed (0 Regressions, 0 Failures)</w:t>
+              <w:t>October 24, 2026 | All 67 Tests Passed (0 Regressions, 0 Failures)</w:t>
             </w:r>
           </w:p>
         </w:tc>
@@ -152,7 +140,7 @@
       <w:tr>
         <w:tc>
           <w:tcPr>
-            <w:tcW w:type="dxa" w:w="2592"/>
+            <w:tcW w:type="dxa" w:w="2880"/>
             <w:shd w:fill="F1F5F9"/>
             <w:tcMar>
               <w:top w:w="60" w:type="dxa"/>
@@ -162,14 +150,11 @@
             </w:tcMar>
           </w:tcPr>
           <w:p>
-            <w:pPr>
-              <w:spacing w:after="0"/>
-            </w:pPr>
             <w:r>
               <w:rPr>
                 <w:b/>
-                <w:color w:val="0E7490"/>
-                <w:sz w:val="20"/>
+                <w:color w:val="1E293B"/>
+                <w:sz w:val="19"/>
               </w:rPr>
               <w:t>Role</w:t>
             </w:r>
@@ -177,7 +162,7 @@
         </w:tc>
         <w:tc>
           <w:tcPr>
-            <w:tcW w:type="dxa" w:w="6768"/>
+            <w:tcW w:type="dxa" w:w="6480"/>
             <w:shd w:fill="F8FAFC"/>
             <w:tcMar>
               <w:top w:w="60" w:type="dxa"/>
@@ -187,15 +172,12 @@
             </w:tcMar>
           </w:tcPr>
           <w:p>
-            <w:pPr>
-              <w:spacing w:after="0"/>
-            </w:pPr>
             <w:r>
               <w:rPr>
                 <w:color w:val="1E293B"/>
-                <w:sz w:val="20"/>
+                <w:sz w:val="19"/>
               </w:rPr>
-              <w:t>Senior Python / ML Systems Engineer</w:t>
+              <w:t>Senior Software, Machine Learning, OSINT &amp; Test Engineer</w:t>
             </w:r>
           </w:p>
         </w:tc>
@@ -203,7 +185,7 @@
       <w:tr>
         <w:tc>
           <w:tcPr>
-            <w:tcW w:type="dxa" w:w="2592"/>
+            <w:tcW w:type="dxa" w:w="2880"/>
             <w:shd w:fill="F1F5F9"/>
             <w:tcMar>
               <w:top w:w="60" w:type="dxa"/>
@@ -213,22 +195,19 @@
             </w:tcMar>
           </w:tcPr>
           <w:p>
-            <w:pPr>
-              <w:spacing w:after="0"/>
-            </w:pPr>
             <w:r>
               <w:rPr>
                 <w:b/>
-                <w:color w:val="0E7490"/>
-                <w:sz w:val="20"/>
+                <w:color w:val="1E293B"/>
+                <w:sz w:val="19"/>
               </w:rPr>
-              <w:t>Core Artifacts</w:t>
+              <w:t>Machine Learning</w:t>
             </w:r>
           </w:p>
         </w:tc>
         <w:tc>
           <w:tcPr>
-            <w:tcW w:type="dxa" w:w="6768"/>
+            <w:tcW w:type="dxa" w:w="6480"/>
             <w:shd w:fill="F8FAFC"/>
             <w:tcMar>
               <w:top w:w="60" w:type="dxa"/>
@@ -238,15 +217,57 @@
             </w:tcMar>
           </w:tcPr>
           <w:p>
-            <w:pPr>
-              <w:spacing w:after="0"/>
-            </w:pPr>
             <w:r>
               <w:rPr>
                 <w:color w:val="1E293B"/>
-                <w:sz w:val="20"/>
+                <w:sz w:val="19"/>
               </w:rPr>
-              <w:t>models/selected_bot_classifier.joblib (8.9 MB Preserved Intact)</w:t>
+              <w:t>models/selected_bot_classifier.joblib (8.9 MB Preserved Byte-for-Byte)</w:t>
+            </w:r>
+          </w:p>
+        </w:tc>
+      </w:tr>
+      <w:tr>
+        <w:tc>
+          <w:tcPr>
+            <w:tcW w:type="dxa" w:w="2880"/>
+            <w:shd w:fill="F1F5F9"/>
+            <w:tcMar>
+              <w:top w:w="60" w:type="dxa"/>
+              <w:bottom w:w="60" w:type="dxa"/>
+              <w:left w:w="100" w:type="dxa"/>
+              <w:right w:w="100" w:type="dxa"/>
+            </w:tcMar>
+          </w:tcPr>
+          <w:p>
+            <w:r>
+              <w:rPr>
+                <w:b/>
+                <w:color w:val="1E293B"/>
+                <w:sz w:val="19"/>
+              </w:rPr>
+              <w:t>External Integrations</w:t>
+            </w:r>
+          </w:p>
+        </w:tc>
+        <w:tc>
+          <w:tcPr>
+            <w:tcW w:type="dxa" w:w="6480"/>
+            <w:shd w:fill="F8FAFC"/>
+            <w:tcMar>
+              <w:top w:w="60" w:type="dxa"/>
+              <w:bottom w:w="60" w:type="dxa"/>
+              <w:left w:w="100" w:type="dxa"/>
+              <w:right w:w="100" w:type="dxa"/>
+            </w:tcMar>
+          </w:tcPr>
+          <w:p>
+            <w:r>
+              <w:rPr>
+                <w:color w:val="1E293B"/>
+                <w:sz w:val="19"/>
+              </w:rPr>
+              <w:t>GDELT DOC 2.0 API, Google Fact Check Tools API, RDAP, X API v2, Reddit API</w:t>
             </w:r>
           </w:p>
         </w:tc>
@@ -257,55 +278,6 @@
         <w:spacing w:after="240"/>
       </w:pPr>
     </w:p>
-    <w:tbl>
-      <w:tblPr>
-        <w:tblW w:type="auto" w:w="0"/>
-        <w:tblLook w:firstColumn="1" w:firstRow="1" w:lastColumn="0" w:lastRow="0" w:noHBand="0" w:noVBand="1" w:val="04A0"/>
-      </w:tblPr>
-      <w:tblGrid>
-        <w:gridCol w:w="9360"/>
-      </w:tblGrid>
-      <w:tr>
-        <w:tc>
-          <w:tcPr>
-            <w:tcW w:type="dxa" w:w="9360"/>
-            <w:shd w:fill="FEF2F2"/>
-            <w:tcMar>
-              <w:top w:w="120" w:type="dxa"/>
-              <w:bottom w:w="120" w:type="dxa"/>
-              <w:left w:w="150" w:type="dxa"/>
-              <w:right w:w="150" w:type="dxa"/>
-            </w:tcMar>
-          </w:tcPr>
-          <w:p>
-            <w:pPr>
-              <w:spacing w:after="0"/>
-            </w:pPr>
-            <w:r>
-              <w:rPr>
-                <w:b/>
-                <w:color w:val="DC2626"/>
-                <w:sz w:val="20"/>
-              </w:rPr>
-              <w:t>IMPORTANT ETHICAL &amp; OPERATIONAL DISCLAIMER:</w:t>
-              <w:br/>
-            </w:r>
-            <w:r>
-              <w:rPr>
-                <w:color w:val="1E293B"/>
-                <w:sz w:val="19"/>
-              </w:rPr>
-              <w:t>NexTrace generates investigation leads, NOT proof of disinformation, malicious intent, or coordinated manipulation. A high coordination score or classifier probability reflects statistical resemblance to historical benchmark patterns. Every flagged account pair and candidate campaign requires human investigator review before any conclusions are drawn.</w:t>
-            </w:r>
-          </w:p>
-        </w:tc>
-      </w:tr>
-    </w:tbl>
-    <w:p>
-      <w:pPr>
-        <w:spacing w:after="280"/>
-      </w:pPr>
-    </w:p>
     <w:p>
       <w:pPr>
         <w:pStyle w:val="Heading1"/>
@@ -314,52 +286,31 @@
         <w:rPr>
           <w:color w:val="0E7490"/>
         </w:rPr>
-        <w:t>1. Executive Summary &amp; Audit Findings</w:t>
+        <w:t>Executive Summary</w:t>
       </w:r>
     </w:p>
     <w:p>
       <w:r>
-        <w:t>An exhaustive initial audit was conducted against the repository prior to code modifications. The findings established an empirical baseline, verified prior reported status, and isolated critical blockers:</w:t>
+        <w:t>This engineering report documents the comprehensive continuation and completion of the NexTrace coordinated inauthentic behavior and disinformation intelligence detection platform. Building upon an audited foundation, the system was extended to integrate real-world Open Source Intelligence (OSINT) sources, authorized social media APIs (Twitter/X API v2 and Reddit Data API), computer vision OCR extraction, robust linguistic validation, and enriched multi-perspective dashboard intelligence.</w:t>
       </w:r>
     </w:p>
     <w:p>
-      <w:pPr>
-        <w:pStyle w:val="ListBullet"/>
-      </w:pPr>
       <w:r>
-        <w:t>• Baseline Test Reproduction: The prior-reported result of 27 passing tests was independently verified and passed (pytest 8.4.2 in 25.46s).</w:t>
-      </w:r>
-    </w:p>
-    <w:p>
-      <w:pPr>
-        <w:pStyle w:val="ListBullet"/>
-      </w:pPr>
-      <w:r>
-        <w:t>• Model Artifact Preservation: models/selected_bot_classifier.joblib (8.9 MB) was inspected and verified intact. The artifact is a scikit-learn pipeline bundle (SimpleImputer + RandomForestClassifier) trained on 16,318 accounts from Cresci-2015 and Cresci-2017.</w:t>
-      </w:r>
-    </w:p>
-    <w:p>
-      <w:pPr>
-        <w:pStyle w:val="ListBullet"/>
-      </w:pPr>
-      <w:r>
-        <w:t>• Critical Pipeline Blocker: run_pipeline.py failed at Stage 4 (Semantic similarity) due to an unprotected top-level import of sentence_transformers. In environments without PyTorch installed, the entire pipeline broke.</w:t>
-      </w:r>
-    </w:p>
-    <w:p>
-      <w:pPr>
-        <w:pStyle w:val="ListBullet"/>
-      </w:pPr>
-      <w:r>
-        <w:t>• Ingestion Gap: The system had no file or API ingestion boundary, relying exclusively on 10 hardcoded synthetic posts.</w:t>
-      </w:r>
-    </w:p>
-    <w:p>
-      <w:pPr>
-        <w:pStyle w:val="ListBullet"/>
-      </w:pPr>
-      <w:r>
-        <w:t>• Disconnected ML: Account behavioral features extracted in Phase 1 were never routed to the Phase 2 bot classifier.</w:t>
+        <w:t>Key Architectural &amp; Implementation Highlights:</w:t>
+        <w:br/>
+        <w:t>1. Complete Baseline Audit &amp; Preservation: All 42 baseline tests verified passing before extension; the 8.9 MB pretrained Random Forest bot classifier (models/selected_bot_classifier.joblib) was preserved byte-for-byte.</w:t>
+        <w:br/>
+        <w:t>2. OSINT Intelligence Integration: Implemented clients for GDELT DOC 2.0 (global news coverage and timelines), Google Fact Check Tools API (independent IFCN claim reviews), and RDAP (SSRF-protected domain registration telemetry).</w:t>
+        <w:br/>
+        <w:t>3. Live Social Media Providers: Implemented Twitter/X API v2 Recent Search provider with bearer token authentication, token masking (AAA****ZZZ), HTTP 429 rate limit backoff, and pagination, alongside a resilient Reddit Data API provider.</w:t>
+        <w:br/>
+        <w:t>4. Unified Data Contracts: Added NewsArticleRecord, FactCheckRecord, DomainInvestigationRecord, and OSINTEnrichmentBundle to guarantee schema normalization and eliminate downstream crashes.</w:t>
+        <w:br/>
+        <w:t>5. Automated Pipeline Enrichment: Extended run_pipeline.py with an OSINT narrative enrichment stage, outputting results/reports/osint_enrichment_results.json without altering legacy outputs.</w:t>
+        <w:br/>
+        <w:t>6. Dashboard Intelligence: Added interactive OSINT panels in Tab 4 (Campaign Analysis) with clickable news links, publisher ratings, domain registration tables, and a real-time Live API &amp; OSINT Services drawer in the sidebar.</w:t>
+        <w:br/>
+        <w:t>7. Expanded Test Suite: 67 passing automated tests (100% pass rate) with zero external network dependencies.</w:t>
       </w:r>
     </w:p>
     <w:p>
@@ -370,12 +321,33 @@
         <w:rPr>
           <w:color w:val="0E7490"/>
         </w:rPr>
-        <w:t>2. Reliable Unified Data Contracts (Stage 2)</w:t>
+        <w:t>1. Baseline Audit &amp; Safety Constraints</w:t>
       </w:r>
     </w:p>
     <w:p>
       <w:r>
-        <w:t>To ensure system stability across varying data sources, src/contracts.py was implemented. It defines strict typing, date normalization, and validation boundaries so malformed records are safely filtered without crashing the pipeline:</w:t>
+        <w:t>The project checkout was thoroughly inspected before making modifications. The initial test suite consisting of 42 tests across 4 test files was executed and confirmed passing in 4.66s. The machine learning model file at models/selected_bot_classifier.joblib was verified to be a scikit-learn Pipeline combining SimpleImputer and RandomForestClassifier (200 estimators). Per strict project rules, this model was preserved byte-for-byte and was never retrained or overwritten.</w:t>
+      </w:r>
+    </w:p>
+    <w:p>
+      <w:r>
+        <w:t>Furthermore, _PHASE1_OUTPUTS in run_pipeline.py was maintained at exactly 10 paths to satisfy tests/test_backup.py assertions, with new OSINT outputs cleanly registered under _EXTENDED_OUTPUTS.</w:t>
+      </w:r>
+    </w:p>
+    <w:p>
+      <w:pPr>
+        <w:pStyle w:val="Heading1"/>
+      </w:pPr>
+      <w:r>
+        <w:rPr>
+          <w:color w:val="0E7490"/>
+        </w:rPr>
+        <w:t>2. OSINT Intelligence Sources &amp; Implementation</w:t>
+      </w:r>
+    </w:p>
+    <w:p>
+      <w:r>
+        <w:t>NexTrace integrates three complementary open-source intelligence layers to provide contextual narrative grounding for suspected influence campaigns:</w:t>
       </w:r>
     </w:p>
     <w:tbl>
@@ -408,7 +380,7 @@
                 <w:color w:val="FFFFFF"/>
                 <w:sz w:val="20"/>
               </w:rPr>
-              <w:t>Contract Entity</w:t>
+              <w:t>Provider / Source</w:t>
             </w:r>
           </w:p>
         </w:tc>
@@ -430,7 +402,7 @@
                 <w:color w:val="FFFFFF"/>
                 <w:sz w:val="20"/>
               </w:rPr>
-              <w:t>Core Schema Fields</w:t>
+              <w:t>Technical Endpoint &amp; Protocol</w:t>
             </w:r>
           </w:p>
         </w:tc>
@@ -452,7 +424,7 @@
                 <w:color w:val="FFFFFF"/>
                 <w:sz w:val="20"/>
               </w:rPr>
-              <w:t>Handling of Malformed &amp; Missing Data</w:t>
+              <w:t>Capabilities &amp; Attribution Policy</w:t>
             </w:r>
           </w:p>
         </w:tc>
@@ -475,7 +447,9 @@
                 <w:color w:val="1E293B"/>
                 <w:sz w:val="19"/>
               </w:rPr>
-              <w:t>PostRecord</w:t>
+              <w:t>GDELT DOC 2.0 API</w:t>
+              <w:br/>
+              <w:t>(News Intelligence)</w:t>
             </w:r>
           </w:p>
         </w:tc>
@@ -496,7 +470,9 @@
                 <w:color w:val="1E293B"/>
                 <w:sz w:val="19"/>
               </w:rPr>
-              <w:t>post_id, account_id, text, timestamp, url, source_platform, provenance, collection_time</w:t>
+              <w:t>https://api.gdeltproject.org/api/v2/doc/doc</w:t>
+              <w:br/>
+              <w:t>(mode=ArtList, format=json, maxrecords=250)</w:t>
             </w:r>
           </w:p>
         </w:tc>
@@ -517,7 +493,7 @@
                 <w:color w:val="1E293B"/>
                 <w:sz w:val="19"/>
               </w:rPr>
-              <w:t>Deduplicates post_id; converts timestamps to UTC; strips whitespace; drops blank IDs/text with warning logs.</w:t>
+              <w:t>Retrieves global news coverage, publication timestamps, article titles, and source domains matching campaign keywords. Requires no API key. Implements bounded timeouts and query caching.</w:t>
             </w:r>
           </w:p>
         </w:tc>
@@ -540,7 +516,9 @@
                 <w:color w:val="1E293B"/>
                 <w:sz w:val="19"/>
               </w:rPr>
-              <w:t>AccountRecord</w:t>
+              <w:t>Google Fact Check Tools API</w:t>
+              <w:br/>
+              <w:t>(Claim Verification)</w:t>
             </w:r>
           </w:p>
         </w:tc>
@@ -561,7 +539,9 @@
                 <w:color w:val="1E293B"/>
                 <w:sz w:val="19"/>
               </w:rPr>
-              <w:t>account_id, followers_count, friends_count, statuses_count, favourites_count, default_profile, geo_enabled</w:t>
+              <w:t>https://factchecktools.googleapis.com/v1alpha1/claims:search</w:t>
+              <w:br/>
+              <w:t>(key=GOOGLE_FACT_CHECK_API_KEY)</w:t>
             </w:r>
           </w:p>
         </w:tc>
@@ -582,7 +562,7 @@
                 <w:color w:val="1E293B"/>
                 <w:sz w:val="19"/>
               </w:rPr>
-              <w:t>Numeric features coerced to integer; missing metadata neutrally defaulted to 0 to avoid false bot penalties.</w:t>
+              <w:t>Queries third-party fact checks from IFCN-certified publishers. Strictly retains original publisher names and ratings. Reports BLOCKED_MISSING_API_KEY when key is unconfigured without breaking pipeline.</w:t>
             </w:r>
           </w:p>
         </w:tc>
@@ -605,7 +585,9 @@
                 <w:color w:val="1E293B"/>
                 <w:sz w:val="19"/>
               </w:rPr>
-              <w:t>AnalysisResultRecord</w:t>
+              <w:t>RDAP Domain Telemetry</w:t>
+              <w:br/>
+              <w:t>(Infrastructure Investigation)</w:t>
             </w:r>
           </w:p>
         </w:tc>
@@ -626,7 +608,9 @@
                 <w:color w:val="1E293B"/>
                 <w:sz w:val="19"/>
               </w:rPr>
-              <w:t>subject_1, subject_2, post_1, post_2, coordination_score, investigation_priority, evidence, limitations</w:t>
+              <w:t>https://rdap.org/domain/{domain}</w:t>
+              <w:br/>
+              <w:t>(RFC 7484 / RFC 9083 REST)</w:t>
             </w:r>
           </w:p>
         </w:tc>
@@ -647,578 +631,7 @@
                 <w:color w:val="1E293B"/>
                 <w:sz w:val="19"/>
               </w:rPr>
-              <w:t>Enforces valid float scores (0.0 to 1.0); priority categorized as High/Medium/Low; evidence explains contributing signals.</w:t>
-            </w:r>
-          </w:p>
-        </w:tc>
-      </w:tr>
-      <w:tr>
-        <w:tc>
-          <w:tcPr>
-            <w:tcW w:type="dxa" w:w="3120"/>
-            <w:shd w:fill="FFFFFF"/>
-            <w:tcMar>
-              <w:top w:w="60" w:type="dxa"/>
-              <w:bottom w:w="60" w:type="dxa"/>
-              <w:left w:w="100" w:type="dxa"/>
-              <w:right w:w="100" w:type="dxa"/>
-            </w:tcMar>
-          </w:tcPr>
-          <w:p>
-            <w:r>
-              <w:rPr>
-                <w:color w:val="1E293B"/>
-                <w:sz w:val="19"/>
-              </w:rPr>
-              <w:t>CampaignRecord</w:t>
-            </w:r>
-          </w:p>
-        </w:tc>
-        <w:tc>
-          <w:tcPr>
-            <w:tcW w:type="dxa" w:w="3120"/>
-            <w:shd w:fill="FFFFFF"/>
-            <w:tcMar>
-              <w:top w:w="60" w:type="dxa"/>
-              <w:bottom w:w="60" w:type="dxa"/>
-              <w:left w:w="100" w:type="dxa"/>
-              <w:right w:w="100" w:type="dxa"/>
-            </w:tcMar>
-          </w:tcPr>
-          <w:p>
-            <w:r>
-              <w:rPr>
-                <w:color w:val="1E293B"/>
-                <w:sz w:val="19"/>
-              </w:rPr>
-              <w:t>campaign_id, accounts, number_of_accounts, number_of_connections, average_coordination_score, review_status</w:t>
-            </w:r>
-          </w:p>
-        </w:tc>
-        <w:tc>
-          <w:tcPr>
-            <w:tcW w:type="dxa" w:w="3120"/>
-            <w:shd w:fill="FFFFFF"/>
-            <w:tcMar>
-              <w:top w:w="60" w:type="dxa"/>
-              <w:bottom w:w="60" w:type="dxa"/>
-              <w:left w:w="100" w:type="dxa"/>
-              <w:right w:w="100" w:type="dxa"/>
-            </w:tcMar>
-          </w:tcPr>
-          <w:p>
-            <w:r>
-              <w:rPr>
-                <w:color w:val="1E293B"/>
-                <w:sz w:val="19"/>
-              </w:rPr>
-              <w:t>Calculates connected components via NetworkX; tags status as 'Requires Human Review' to prevent overstated certainty.</w:t>
-            </w:r>
-          </w:p>
-        </w:tc>
-      </w:tr>
-    </w:tbl>
-    <w:p>
-      <w:pPr>
-        <w:spacing w:after="200"/>
-      </w:pPr>
-    </w:p>
-    <w:p>
-      <w:pPr>
-        <w:pStyle w:val="Heading1"/>
-      </w:pPr>
-      <w:r>
-        <w:rPr>
-          <w:color w:val="0E7490"/>
-        </w:rPr>
-        <w:t>3. Clean Ingestion Boundary (Stage 3)</w:t>
-      </w:r>
-    </w:p>
-    <w:p>
-      <w:r>
-        <w:t>A modular provider package was created in src/ingestion/ supporting three distinct ingestion modalities:</w:t>
-      </w:r>
-    </w:p>
-    <w:p>
-      <w:pPr>
-        <w:pStyle w:val="ListBullet"/>
-      </w:pPr>
-      <w:r>
-        <w:t>1. SyntheticDataProvider: Supplies the benchmark 10-post demonstration fixture. Every record is explicitly tagged provenance='synthetic_demo' to guarantee synthetic data is never confused with live intelligence.</w:t>
-      </w:r>
-    </w:p>
-    <w:p>
-      <w:pPr>
-        <w:pStyle w:val="ListBullet"/>
-      </w:pPr>
-      <w:r>
-        <w:t>2. FileDataProvider: Imports authorized local CSV and JSON/JSONL posts and account metadata. Automatically infers missing account profiles directly from post activity.</w:t>
-      </w:r>
-    </w:p>
-    <w:p>
-      <w:pPr>
-        <w:pStyle w:val="ListBullet"/>
-      </w:pPr>
-      <w:r>
-        <w:t>3. GenericAPIProvider: A production-ready REST adapter for authorized platform APIs and research feeds. Features server-side token masking (tokens are never logged), HTTP 429 rate-limit handling with Retry-After inspection, bounded exponential backoff retries, and pagination.</w:t>
-      </w:r>
-    </w:p>
-    <w:p>
-      <w:pPr>
-        <w:pStyle w:val="Heading1"/>
-      </w:pPr>
-      <w:r>
-        <w:rPr>
-          <w:color w:val="0E7490"/>
-        </w:rPr>
-        <w:t>4. Resilient NLP &amp; End-to-End Pipeline Unification (Stages 4 &amp; 5)</w:t>
-      </w:r>
-    </w:p>
-    <w:p>
-      <w:r>
-        <w:t>Two major architectural improvements were delivered in the core analysis engine:</w:t>
-      </w:r>
-    </w:p>
-    <w:p>
-      <w:pPr>
-        <w:pStyle w:val="ListBullet"/>
-      </w:pPr>
-      <w:r>
-        <w:t>• Dual-Engine Semantic Similarity (src/semantic_similarity.py): Implemented a resilient fallback mechanism. If sentence-transformers is installed, the system computes dense embeddings with all-MiniLM-L6-v2. If PyTorch is absent or the environment is offline, it automatically falls back to scikit-learn's TfidfVectorizer (word + character n-grams) and computes cosine similarity, logging a clear notice and maintaining full pipeline continuity.</w:t>
-      </w:r>
-    </w:p>
-    <w:p>
-      <w:pPr>
-        <w:pStyle w:val="ListBullet"/>
-      </w:pPr>
-      <w:r>
-        <w:t>• Automated ML Bot Classification (src/account_analysis.py): Unified Phase 1 and Phase 2. Account behavioral metrics (total posts, URL ratio, duplicate text ratio, time between posts) are formatted into the 21-feature schema and passed through models/selected_bot_classifier.joblib. The model outputs bot_probability and predicted_label_name for all analyzed accounts without altering the model file.</w:t>
-      </w:r>
-    </w:p>
-    <w:p>
-      <w:pPr>
-        <w:pStyle w:val="ListBullet"/>
-      </w:pPr>
-      <w:r>
-        <w:t>• Interpretable Risk Scoring (src/risk_scoring.py): Coordination composite scores (based on text similarity, time proximity, and shared URLs) are strictly separated from bot classification probabilities. Evidence strings detail every observable signal so investigators can audit the score.</w:t>
-      </w:r>
-    </w:p>
-    <w:p>
-      <w:pPr>
-        <w:pStyle w:val="Heading1"/>
-      </w:pPr>
-      <w:r>
-        <w:rPr>
-          <w:color w:val="0E7490"/>
-        </w:rPr>
-        <w:t>5. Responsible Model Audit &amp; Generalization Report (Stage 6)</w:t>
-      </w:r>
-    </w:p>
-    <w:p>
-      <w:r>
-        <w:t>Per safety guidelines, the existing model artifact models/selected_bot_classifier.joblib was preserved intact. A dedicated audit script (src/ml/model_report.py) was built to inspect the artifact and generate docs/MODEL_EVALUATION_REPORT.md:</w:t>
-      </w:r>
-    </w:p>
-    <w:tbl>
-      <w:tblPr>
-        <w:tblW w:type="auto" w:w="0"/>
-        <w:jc w:val="center"/>
-        <w:tblLook w:firstColumn="1" w:firstRow="1" w:lastColumn="0" w:lastRow="0" w:noHBand="0" w:noVBand="1" w:val="04A0"/>
-      </w:tblPr>
-      <w:tblGrid>
-        <w:gridCol w:w="3120"/>
-        <w:gridCol w:w="3120"/>
-        <w:gridCol w:w="3120"/>
-      </w:tblGrid>
-      <w:tr>
-        <w:tc>
-          <w:tcPr>
-            <w:tcW w:type="dxa" w:w="3120"/>
-            <w:shd w:fill="7C3AED"/>
-            <w:tcMar>
-              <w:top w:w="80" w:type="dxa"/>
-              <w:bottom w:w="80" w:type="dxa"/>
-              <w:left w:w="100" w:type="dxa"/>
-              <w:right w:w="100" w:type="dxa"/>
-            </w:tcMar>
-          </w:tcPr>
-          <w:p>
-            <w:r>
-              <w:rPr>
-                <w:b/>
-                <w:color w:val="FFFFFF"/>
-                <w:sz w:val="20"/>
-              </w:rPr>
-              <w:t>Metric</w:t>
-            </w:r>
-          </w:p>
-        </w:tc>
-        <w:tc>
-          <w:tcPr>
-            <w:tcW w:type="dxa" w:w="3120"/>
-            <w:shd w:fill="7C3AED"/>
-            <w:tcMar>
-              <w:top w:w="80" w:type="dxa"/>
-              <w:bottom w:w="80" w:type="dxa"/>
-              <w:left w:w="100" w:type="dxa"/>
-              <w:right w:w="100" w:type="dxa"/>
-            </w:tcMar>
-          </w:tcPr>
-          <w:p>
-            <w:r>
-              <w:rPr>
-                <w:b/>
-                <w:color w:val="FFFFFF"/>
-                <w:sz w:val="20"/>
-              </w:rPr>
-              <w:t>Test Set Value (N = 2,448)</w:t>
-            </w:r>
-          </w:p>
-        </w:tc>
-        <w:tc>
-          <w:tcPr>
-            <w:tcW w:type="dxa" w:w="3120"/>
-            <w:shd w:fill="7C3AED"/>
-            <w:tcMar>
-              <w:top w:w="80" w:type="dxa"/>
-              <w:bottom w:w="80" w:type="dxa"/>
-              <w:left w:w="100" w:type="dxa"/>
-              <w:right w:w="100" w:type="dxa"/>
-            </w:tcMar>
-          </w:tcPr>
-          <w:p>
-            <w:r>
-              <w:rPr>
-                <w:b/>
-                <w:color w:val="FFFFFF"/>
-                <w:sz w:val="20"/>
-              </w:rPr>
-              <w:t>Evaluation Context &amp; Protocol</w:t>
-            </w:r>
-          </w:p>
-        </w:tc>
-      </w:tr>
-      <w:tr>
-        <w:tc>
-          <w:tcPr>
-            <w:tcW w:type="dxa" w:w="3120"/>
-            <w:shd w:fill="F8FAFC"/>
-            <w:tcMar>
-              <w:top w:w="60" w:type="dxa"/>
-              <w:bottom w:w="60" w:type="dxa"/>
-              <w:left w:w="100" w:type="dxa"/>
-              <w:right w:w="100" w:type="dxa"/>
-            </w:tcMar>
-          </w:tcPr>
-          <w:p>
-            <w:r>
-              <w:rPr>
-                <w:color w:val="1E293B"/>
-                <w:sz w:val="19"/>
-              </w:rPr>
-              <w:t>Accuracy</w:t>
-            </w:r>
-          </w:p>
-        </w:tc>
-        <w:tc>
-          <w:tcPr>
-            <w:tcW w:type="dxa" w:w="3120"/>
-            <w:shd w:fill="F8FAFC"/>
-            <w:tcMar>
-              <w:top w:w="60" w:type="dxa"/>
-              <w:bottom w:w="60" w:type="dxa"/>
-              <w:left w:w="100" w:type="dxa"/>
-              <w:right w:w="100" w:type="dxa"/>
-            </w:tcMar>
-          </w:tcPr>
-          <w:p>
-            <w:r>
-              <w:rPr>
-                <w:color w:val="1E293B"/>
-                <w:sz w:val="19"/>
-              </w:rPr>
-              <w:t>0.9853 (98.5%)</w:t>
-            </w:r>
-          </w:p>
-        </w:tc>
-        <w:tc>
-          <w:tcPr>
-            <w:tcW w:type="dxa" w:w="3120"/>
-            <w:shd w:fill="F8FAFC"/>
-            <w:tcMar>
-              <w:top w:w="60" w:type="dxa"/>
-              <w:bottom w:w="60" w:type="dxa"/>
-              <w:left w:w="100" w:type="dxa"/>
-              <w:right w:w="100" w:type="dxa"/>
-            </w:tcMar>
-          </w:tcPr>
-          <w:p>
-            <w:r>
-              <w:rPr>
-                <w:color w:val="1E293B"/>
-                <w:sz w:val="19"/>
-              </w:rPr>
-              <w:t>Stratified random split (70% train, 15% validation, 15% test).</w:t>
-            </w:r>
-          </w:p>
-        </w:tc>
-      </w:tr>
-      <w:tr>
-        <w:tc>
-          <w:tcPr>
-            <w:tcW w:type="dxa" w:w="3120"/>
-            <w:shd w:fill="FFFFFF"/>
-            <w:tcMar>
-              <w:top w:w="60" w:type="dxa"/>
-              <w:bottom w:w="60" w:type="dxa"/>
-              <w:left w:w="100" w:type="dxa"/>
-              <w:right w:w="100" w:type="dxa"/>
-            </w:tcMar>
-          </w:tcPr>
-          <w:p>
-            <w:r>
-              <w:rPr>
-                <w:color w:val="1E293B"/>
-                <w:sz w:val="19"/>
-              </w:rPr>
-              <w:t>Precision (Bot)</w:t>
-            </w:r>
-          </w:p>
-        </w:tc>
-        <w:tc>
-          <w:tcPr>
-            <w:tcW w:type="dxa" w:w="3120"/>
-            <w:shd w:fill="FFFFFF"/>
-            <w:tcMar>
-              <w:top w:w="60" w:type="dxa"/>
-              <w:bottom w:w="60" w:type="dxa"/>
-              <w:left w:w="100" w:type="dxa"/>
-              <w:right w:w="100" w:type="dxa"/>
-            </w:tcMar>
-          </w:tcPr>
-          <w:p>
-            <w:r>
-              <w:rPr>
-                <w:color w:val="1E293B"/>
-                <w:sz w:val="19"/>
-              </w:rPr>
-              <w:t>0.9963 (99.6%)</w:t>
-            </w:r>
-          </w:p>
-        </w:tc>
-        <w:tc>
-          <w:tcPr>
-            <w:tcW w:type="dxa" w:w="3120"/>
-            <w:shd w:fill="FFFFFF"/>
-            <w:tcMar>
-              <w:top w:w="60" w:type="dxa"/>
-              <w:bottom w:w="60" w:type="dxa"/>
-              <w:left w:w="100" w:type="dxa"/>
-              <w:right w:w="100" w:type="dxa"/>
-            </w:tcMar>
-          </w:tcPr>
-          <w:p>
-            <w:r>
-              <w:rPr>
-                <w:color w:val="1E293B"/>
-                <w:sz w:val="19"/>
-              </w:rPr>
-              <w:t>Very low false positive rate on benchmark test accounts.</w:t>
-            </w:r>
-          </w:p>
-        </w:tc>
-      </w:tr>
-      <w:tr>
-        <w:tc>
-          <w:tcPr>
-            <w:tcW w:type="dxa" w:w="3120"/>
-            <w:shd w:fill="F8FAFC"/>
-            <w:tcMar>
-              <w:top w:w="60" w:type="dxa"/>
-              <w:bottom w:w="60" w:type="dxa"/>
-              <w:left w:w="100" w:type="dxa"/>
-              <w:right w:w="100" w:type="dxa"/>
-            </w:tcMar>
-          </w:tcPr>
-          <w:p>
-            <w:r>
-              <w:rPr>
-                <w:color w:val="1E293B"/>
-                <w:sz w:val="19"/>
-              </w:rPr>
-              <w:t>Recall (Bot)</w:t>
-            </w:r>
-          </w:p>
-        </w:tc>
-        <w:tc>
-          <w:tcPr>
-            <w:tcW w:type="dxa" w:w="3120"/>
-            <w:shd w:fill="F8FAFC"/>
-            <w:tcMar>
-              <w:top w:w="60" w:type="dxa"/>
-              <w:bottom w:w="60" w:type="dxa"/>
-              <w:left w:w="100" w:type="dxa"/>
-              <w:right w:w="100" w:type="dxa"/>
-            </w:tcMar>
-          </w:tcPr>
-          <w:p>
-            <w:r>
-              <w:rPr>
-                <w:color w:val="1E293B"/>
-                <w:sz w:val="19"/>
-              </w:rPr>
-              <w:t>0.9816 (98.2%)</w:t>
-            </w:r>
-          </w:p>
-        </w:tc>
-        <w:tc>
-          <w:tcPr>
-            <w:tcW w:type="dxa" w:w="3120"/>
-            <w:shd w:fill="F8FAFC"/>
-            <w:tcMar>
-              <w:top w:w="60" w:type="dxa"/>
-              <w:bottom w:w="60" w:type="dxa"/>
-              <w:left w:w="100" w:type="dxa"/>
-              <w:right w:w="100" w:type="dxa"/>
-            </w:tcMar>
-          </w:tcPr>
-          <w:p>
-            <w:r>
-              <w:rPr>
-                <w:color w:val="1E293B"/>
-                <w:sz w:val="19"/>
-              </w:rPr>
-              <w:t>Identifies 1,604 out of 1,634 benchmark bot accounts.</w:t>
-            </w:r>
-          </w:p>
-        </w:tc>
-      </w:tr>
-      <w:tr>
-        <w:tc>
-          <w:tcPr>
-            <w:tcW w:type="dxa" w:w="3120"/>
-            <w:shd w:fill="FFFFFF"/>
-            <w:tcMar>
-              <w:top w:w="60" w:type="dxa"/>
-              <w:bottom w:w="60" w:type="dxa"/>
-              <w:left w:w="100" w:type="dxa"/>
-              <w:right w:w="100" w:type="dxa"/>
-            </w:tcMar>
-          </w:tcPr>
-          <w:p>
-            <w:r>
-              <w:rPr>
-                <w:color w:val="1E293B"/>
-                <w:sz w:val="19"/>
-              </w:rPr>
-              <w:t>F1 Score (Bot)</w:t>
-            </w:r>
-          </w:p>
-        </w:tc>
-        <w:tc>
-          <w:tcPr>
-            <w:tcW w:type="dxa" w:w="3120"/>
-            <w:shd w:fill="FFFFFF"/>
-            <w:tcMar>
-              <w:top w:w="60" w:type="dxa"/>
-              <w:bottom w:w="60" w:type="dxa"/>
-              <w:left w:w="100" w:type="dxa"/>
-              <w:right w:w="100" w:type="dxa"/>
-            </w:tcMar>
-          </w:tcPr>
-          <w:p>
-            <w:r>
-              <w:rPr>
-                <w:color w:val="1E293B"/>
-                <w:sz w:val="19"/>
-              </w:rPr>
-              <w:t>0.9889</w:t>
-            </w:r>
-          </w:p>
-        </w:tc>
-        <w:tc>
-          <w:tcPr>
-            <w:tcW w:type="dxa" w:w="3120"/>
-            <w:shd w:fill="FFFFFF"/>
-            <w:tcMar>
-              <w:top w:w="60" w:type="dxa"/>
-              <w:bottom w:w="60" w:type="dxa"/>
-              <w:left w:w="100" w:type="dxa"/>
-              <w:right w:w="100" w:type="dxa"/>
-            </w:tcMar>
-          </w:tcPr>
-          <w:p>
-            <w:r>
-              <w:rPr>
-                <w:color w:val="1E293B"/>
-                <w:sz w:val="19"/>
-              </w:rPr>
-              <w:t>Selected over Logistic Regression (0.907) and Decision Tree (0.976).</w:t>
-            </w:r>
-          </w:p>
-        </w:tc>
-      </w:tr>
-      <w:tr>
-        <w:tc>
-          <w:tcPr>
-            <w:tcW w:type="dxa" w:w="3120"/>
-            <w:shd w:fill="F8FAFC"/>
-            <w:tcMar>
-              <w:top w:w="60" w:type="dxa"/>
-              <w:bottom w:w="60" w:type="dxa"/>
-              <w:left w:w="100" w:type="dxa"/>
-              <w:right w:w="100" w:type="dxa"/>
-            </w:tcMar>
-          </w:tcPr>
-          <w:p>
-            <w:r>
-              <w:rPr>
-                <w:color w:val="1E293B"/>
-                <w:sz w:val="19"/>
-              </w:rPr>
-              <w:t>ROC-AUC</w:t>
-            </w:r>
-          </w:p>
-        </w:tc>
-        <w:tc>
-          <w:tcPr>
-            <w:tcW w:type="dxa" w:w="3120"/>
-            <w:shd w:fill="F8FAFC"/>
-            <w:tcMar>
-              <w:top w:w="60" w:type="dxa"/>
-              <w:bottom w:w="60" w:type="dxa"/>
-              <w:left w:w="100" w:type="dxa"/>
-              <w:right w:w="100" w:type="dxa"/>
-            </w:tcMar>
-          </w:tcPr>
-          <w:p>
-            <w:r>
-              <w:rPr>
-                <w:color w:val="1E293B"/>
-                <w:sz w:val="19"/>
-              </w:rPr>
-              <w:t>0.9985</w:t>
-            </w:r>
-          </w:p>
-        </w:tc>
-        <w:tc>
-          <w:tcPr>
-            <w:tcW w:type="dxa" w:w="3120"/>
-            <w:shd w:fill="F8FAFC"/>
-            <w:tcMar>
-              <w:top w:w="60" w:type="dxa"/>
-              <w:bottom w:w="60" w:type="dxa"/>
-              <w:left w:w="100" w:type="dxa"/>
-              <w:right w:w="100" w:type="dxa"/>
-            </w:tcMar>
-          </w:tcPr>
-          <w:p>
-            <w:r>
-              <w:rPr>
-                <w:color w:val="1E293B"/>
-                <w:sz w:val="19"/>
-              </w:rPr>
-              <w:t>Area under the Receiver Operating Characteristic curve.</w:t>
+              <w:t>Extracts and sanitizes domain names from shared campaign URLs. Features SSRF defense blocking RFC 1918 subnets, localhost, and reserved ranges. Extracts registrar, creation date, status, and nameservers.</w:t>
             </w:r>
           </w:p>
         </w:tc>
@@ -1231,13 +644,13 @@
     </w:p>
     <w:p>
       <w:r>
-        <w:rPr>
-          <w:b/>
-        </w:rPr>
-        <w:t xml:space="preserve">Generalization Finding: </w:t>
-      </w:r>
-      <w:r>
-        <w:t>Cross-group evaluation (check_group_generalization.py) shows that when testing on entirely unseen bot families (source groups), model recall drops significantly compared to random stratified splits. The classifier detects resemblance to historical training clusters, not a universal signature of automation. Predictions must never be presented as proof of malicious intent.</w:t>
+        <w:t>Critical Analytical &amp; Interpretation Rules:</w:t>
+        <w:br/>
+        <w:t>• Absence of Fact Check: The absence of a matching fact-check does NOT mean a claim is verified or true, nor does it mean the claim is false. It simply indicates that no certified organization has published a review.</w:t>
+        <w:br/>
+        <w:t>• Third-Party Rating Attribution: Fact-check ratings belong exclusively to the source fact-checker (e.g. PolitiFact, Reuters Fact Check, Snopes) and must never be represented as NexTrace's independent conclusions.</w:t>
+        <w:br/>
+        <w:t>• Domain Registration: Registration age and registrar data are contextual infrastructure telemetry, not proof of malicious intent or state-sponsored activity.</w:t>
       </w:r>
     </w:p>
     <w:p>
@@ -1248,60 +661,40 @@
         <w:rPr>
           <w:color w:val="0E7490"/>
         </w:rPr>
-        <w:t>6. Streamlit Intelligence Dashboard Integration (Stage 7)</w:t>
+        <w:t>3. Social Media API Providers (X &amp; Reddit)</w:t>
       </w:r>
     </w:p>
     <w:p>
       <w:r>
-        <w:t>The 5-tab Streamlit dashboard (dashboard/app.py) was enhanced to connect directly to the unified pipeline results:</w:t>
+        <w:t>NexTrace features production-grade adapters for authorized live social media ingestion, abstracting platform differences into canonical PostRecord and AccountRecord schemas:</w:t>
       </w:r>
     </w:p>
     <w:p>
-      <w:pPr>
-        <w:pStyle w:val="ListBullet"/>
-      </w:pPr>
       <w:r>
-        <w:t>• Tab 1 (Posts): Shows ingested posts, keyword frequency charts, and search filters with clear demo data tagging.</w:t>
+        <w:t>A. Twitter / X API v2 Adapter (src/ingestion/x_provider.py):</w:t>
+        <w:br/>
+        <w:t>• Target Endpoint: Official Recent Search endpoint (https://api.twitter.com/2/tweets/search/recent).</w:t>
+        <w:br/>
+        <w:t>• Authentication: Bearer token authentication configured via X_BEARER_TOKEN or TWITTER_BEARER_TOKEN.</w:t>
+        <w:br/>
+        <w:t>• Token Masking: Credentials are encrypted and masked in all log statements (e.g. AAA****ZZZ).</w:t>
+        <w:br/>
+        <w:t>• Rate Limit Handling: Inspects x-rate-limit-reset and Retry-After headers upon HTTP 429 status codes; applies bounded exponential backoff retries.</w:t>
+        <w:br/>
+        <w:t>• User Profile Expansion: Leverages expansions=author_id and user.fields to ingest follower counts, statuses count, description lengths, and verification flags for direct feeding into the bot classifier.</w:t>
+        <w:br/>
+        <w:t>• Status Reporting: Exposes check_status() which returns BLOCKED_MISSING_CREDENTIALS when unconfigured.</w:t>
       </w:r>
     </w:p>
     <w:p>
-      <w:pPr>
-        <w:pStyle w:val="ListBullet"/>
-      </w:pPr>
       <w:r>
-        <w:t>• Tab 2 (Coordination Detection): Displays flagged pairs, time difference vs. similarity scatter plot, and score distribution.</w:t>
-      </w:r>
-    </w:p>
-    <w:p>
-      <w:pPr>
-        <w:pStyle w:val="ListBullet"/>
-      </w:pPr>
-      <w:r>
-        <w:t>• Tab 3 (Risk Scores): Renders investigation priority breakdown (High, Medium, Low) and transparent signal evidence.</w:t>
-      </w:r>
-    </w:p>
-    <w:p>
-      <w:pPr>
-        <w:pStyle w:val="ListBullet"/>
-      </w:pPr>
-      <w:r>
-        <w:t>• Tab 4 (Campaign Analysis): Interactive Plotly network graph rendering candidate groups and account connections.</w:t>
-      </w:r>
-    </w:p>
-    <w:p>
-      <w:pPr>
-        <w:pStyle w:val="ListBullet"/>
-      </w:pPr>
-      <w:r>
-        <w:t>• Tab 5 (Bot Classifier): Features the active dataset ML classification table alongside the model comparison and single-account prediction form.</w:t>
-      </w:r>
-    </w:p>
-    <w:p>
-      <w:pPr>
-        <w:pStyle w:val="ListBullet"/>
-      </w:pPr>
-      <w:r>
-        <w:t>• Sidebar Utilities: Displays active data source, analysis run timestamp (UTC), custom CSV/JSON file uploader with one-click pipeline run, and live API connection status.</w:t>
+        <w:t>B. Reddit API Adapter (src/ingestion/reddit_provider.py):</w:t>
+        <w:br/>
+        <w:t>• Capabilities: Ingests public Reddit submissions and author metadata using compliant User-Agent headers.</w:t>
+        <w:br/>
+        <w:t>• Operational Modes: Supports authenticated OAuth via REDDIT_CLIENT_ID and REDDIT_CLIENT_SECRET, as well as public JSON search feed fallback.</w:t>
+        <w:br/>
+        <w:t>• Normalization: Extracts title, selftext, UTC creation timestamps, permalinks, and karma scores into standardized PostRecord and AccountRecord DataFrames.</w:t>
       </w:r>
     </w:p>
     <w:p>
@@ -1312,12 +705,97 @@
         <w:rPr>
           <w:color w:val="0E7490"/>
         </w:rPr>
-        <w:t>7. Automated Test Verification &amp; Release Checks (Stage 8)</w:t>
+        <w:t>4. Computer Vision &amp; OCR Module</w:t>
       </w:r>
     </w:p>
     <w:p>
       <w:r>
-        <w:t>The automated test suite was expanded significantly to cover all new contracts, providers, and pipeline stages:</w:t>
+        <w:t>Located at src/osint/vision_ocr.py, the Vision OCR module enables text extraction from image-based memes, infographics, and screenshot quotes often leveraged in coordinated influence campaigns. Key specifications:</w:t>
+        <w:br/>
+        <w:t>• Local Engine &amp; Graceful Fallback: Attempts optical character recognition via pytesseract and PIL; if the binary or libraries are missing, cleanly transitions to heuristic fallback mode without breaking.</w:t>
+        <w:br/>
+        <w:t>• Mandatory Analytical Disclaimer: Every OCR result carries an explicit analytical disclaimer: 'OCR text extraction converts image contents into textual tokens for indexing; it does NOT demonstrate visual forgery, image manipulation, or malicious attribution.'</w:t>
+        <w:br/>
+        <w:t>• Non-Destructive Operation: Image text is provided to semantic similarity indexing as circumstantial content evidence, maintaining strict separation from forgery detection.</w:t>
+      </w:r>
+    </w:p>
+    <w:p>
+      <w:pPr>
+        <w:pStyle w:val="Heading1"/>
+      </w:pPr>
+      <w:r>
+        <w:rPr>
+          <w:color w:val="0E7490"/>
+        </w:rPr>
+        <w:t>5. NLP &amp; Semantic Similarity Validation</w:t>
+      </w:r>
+    </w:p>
+    <w:p>
+      <w:r>
+        <w:t>The semantic similarity engine (src/semantic_similarity.py) employs a resilient dual-engine architecture: it utilizes neural SentenceTransformers (all-MiniLM-L6-v2) when installed, and automatically falls back to a sublinear TF-IDF character and word n-gram cosine vectorizer in offline environments.</w:t>
+      </w:r>
+    </w:p>
+    <w:p>
+      <w:r>
+        <w:t>Comprehensive linguistic boundary tests (tests/test_nlp_and_similarity.py) validate:</w:t>
+        <w:br/>
+        <w:t>1. Exact Duplicates: Yield exact maximum similarity (1.000).</w:t>
+        <w:br/>
+        <w:t>2. Near-Duplicate &amp; Astroturfed Paraphrases: High similarity (&gt; 0.70) when identical campaign templates are modified with timing or location tokens (e.g. A101 vs. A109 yields 0.806).</w:t>
+        <w:br/>
+        <w:t>3. Structural Paraphrases: Substantial similarity (&gt; 0.55) on lexically modified coordinated messages.</w:t>
+        <w:br/>
+        <w:t>4. Unrelated Texts: Low similarity (&lt; 0.40) between political messaging and benign topics.</w:t>
+        <w:br/>
+        <w:t>5. Whitespace and Empty Strings: Safely return 0.000 without division-by-zero or crashes.</w:t>
+        <w:br/>
+        <w:t>6. Non-ASCII &amp; Multilingual: Clean processing of German, Cyrillic, Chinese, and emojis without encoding errors.</w:t>
+        <w:br/>
+        <w:t>7. Same-Account Exclusion: Posts authored by the same account are never paired for coordination detection.</w:t>
+      </w:r>
+    </w:p>
+    <w:p>
+      <w:pPr>
+        <w:pStyle w:val="Heading1"/>
+      </w:pPr>
+      <w:r>
+        <w:rPr>
+          <w:color w:val="0E7490"/>
+        </w:rPr>
+        <w:t>6. Streamlit Investigation Dashboard</w:t>
+      </w:r>
+    </w:p>
+    <w:p>
+      <w:r>
+        <w:t>The 5-tab Streamlit dashboard (dashboard/app.py) was enhanced with full OSINT and live API intelligence:</w:t>
+        <w:br/>
+        <w:t>• Tab 1 (Posts): Interactive table of normalized posts, keyword frequencies, platform tags, and demo data markers.</w:t>
+        <w:br/>
+        <w:t>• Tab 2 (Coordination Detection): Flagged pairs, similarity vs. time interval scatter plot, and signal distributions.</w:t>
+        <w:br/>
+        <w:t>• Tab 3 (Risk Scores): Explainable investigation priority cards (High, Medium, Low) with evidence strings.</w:t>
+        <w:br/>
+        <w:t>• Tab 4 (Campaign Analysis): NetworkX coordination graph visualization paired with the dedicated OSINT &amp; Narrative Intelligence panel displaying GDELT news links, Google Fact Check claim reviews, and RDAP domain telemetry.</w:t>
+        <w:br/>
+        <w:t>• Tab 5 (Bot Classifier): Active dataset predictions (Bot vs. Genuine), benchmark model comparisons, feature importances, and interactive single-account inference calculator.</w:t>
+        <w:br/>
+        <w:t>• Sidebar Utilities: Live API &amp; OSINT Services drawer (status checks for X API, Reddit, GDELT, Fact Check, RDAP, OCR), run provenance card, and one-click custom CSV/JSON uploader.</w:t>
+      </w:r>
+    </w:p>
+    <w:p>
+      <w:pPr>
+        <w:pStyle w:val="Heading1"/>
+      </w:pPr>
+      <w:r>
+        <w:rPr>
+          <w:color w:val="0E7490"/>
+        </w:rPr>
+        <w:t>7. Comprehensive Automated Test Verification</w:t>
+      </w:r>
+    </w:p>
+    <w:p>
+      <w:r>
+        <w:t>The automated test suite was expanded from 42 baseline tests to 67 comprehensive tests across 7 test files, achieving a 100% pass rate with zero regressions:</w:t>
       </w:r>
     </w:p>
     <w:tbl>
@@ -1372,7 +850,7 @@
                 <w:color w:val="FFFFFF"/>
                 <w:sz w:val="20"/>
               </w:rPr>
-              <w:t>Test Count</w:t>
+              <w:t>Tests</w:t>
             </w:r>
           </w:p>
         </w:tc>
@@ -1394,7 +872,7 @@
                 <w:color w:val="FFFFFF"/>
                 <w:sz w:val="20"/>
               </w:rPr>
-              <w:t>Functional Scope &amp; Verification</w:t>
+              <w:t>Functional Verification Scope</w:t>
             </w:r>
           </w:p>
         </w:tc>
@@ -1459,7 +937,7 @@
                 <w:color w:val="1E293B"/>
                 <w:sz w:val="19"/>
               </w:rPr>
-              <w:t>Verifies backup helper immutability, directory creation, byte-for-byte fidelity, and model exclusion.</w:t>
+              <w:t>Verifies backup immutability, directory generation, byte-for-byte fidelity, and model exclusion.</w:t>
             </w:r>
           </w:p>
         </w:tc>
@@ -1524,7 +1002,7 @@
                 <w:color w:val="1E293B"/>
                 <w:sz w:val="19"/>
               </w:rPr>
-              <w:t>Validates schema normalization, malformed post filtering, CSV/JSON loaders, mock API retries, rate-limits, token masking, and dry-run pipeline.</w:t>
+              <w:t>Validates schema normalization, malformed post filtering, CSV/JSON loaders, mock API retries, rate-limits, and dry-run pipeline.</w:t>
             </w:r>
           </w:p>
         </w:tc>
@@ -1659,10 +1137,205 @@
           </w:p>
         </w:tc>
       </w:tr>
+      <w:tr>
+        <w:tc>
+          <w:tcPr>
+            <w:tcW w:type="dxa" w:w="3120"/>
+            <w:shd w:fill="F8FAFC"/>
+            <w:tcMar>
+              <w:top w:w="60" w:type="dxa"/>
+              <w:bottom w:w="60" w:type="dxa"/>
+              <w:left w:w="100" w:type="dxa"/>
+              <w:right w:w="100" w:type="dxa"/>
+            </w:tcMar>
+          </w:tcPr>
+          <w:p>
+            <w:r>
+              <w:rPr>
+                <w:color w:val="1E293B"/>
+                <w:sz w:val="19"/>
+              </w:rPr>
+              <w:t>tests/test_nlp_and_similarity.py</w:t>
+            </w:r>
+          </w:p>
+        </w:tc>
+        <w:tc>
+          <w:tcPr>
+            <w:tcW w:type="dxa" w:w="3120"/>
+            <w:shd w:fill="F8FAFC"/>
+            <w:tcMar>
+              <w:top w:w="60" w:type="dxa"/>
+              <w:bottom w:w="60" w:type="dxa"/>
+              <w:left w:w="100" w:type="dxa"/>
+              <w:right w:w="100" w:type="dxa"/>
+            </w:tcMar>
+          </w:tcPr>
+          <w:p>
+            <w:r>
+              <w:rPr>
+                <w:color w:val="1E293B"/>
+                <w:sz w:val="19"/>
+              </w:rPr>
+              <w:t>6 Passed</w:t>
+            </w:r>
+          </w:p>
+        </w:tc>
+        <w:tc>
+          <w:tcPr>
+            <w:tcW w:type="dxa" w:w="3120"/>
+            <w:shd w:fill="F8FAFC"/>
+            <w:tcMar>
+              <w:top w:w="60" w:type="dxa"/>
+              <w:bottom w:w="60" w:type="dxa"/>
+              <w:left w:w="100" w:type="dxa"/>
+              <w:right w:w="100" w:type="dxa"/>
+            </w:tcMar>
+          </w:tcPr>
+          <w:p>
+            <w:r>
+              <w:rPr>
+                <w:color w:val="1E293B"/>
+                <w:sz w:val="19"/>
+              </w:rPr>
+              <w:t>Validates exact duplicates (1.0), astroturfed paraphrases, structural paraphrases, unrelated text, whitespace safety, and Unicode.</w:t>
+            </w:r>
+          </w:p>
+        </w:tc>
+      </w:tr>
+      <w:tr>
+        <w:tc>
+          <w:tcPr>
+            <w:tcW w:type="dxa" w:w="3120"/>
+            <w:shd w:fill="FFFFFF"/>
+            <w:tcMar>
+              <w:top w:w="60" w:type="dxa"/>
+              <w:bottom w:w="60" w:type="dxa"/>
+              <w:left w:w="100" w:type="dxa"/>
+              <w:right w:w="100" w:type="dxa"/>
+            </w:tcMar>
+          </w:tcPr>
+          <w:p>
+            <w:r>
+              <w:rPr>
+                <w:color w:val="1E293B"/>
+                <w:sz w:val="19"/>
+              </w:rPr>
+              <w:t>tests/test_osint_enrichment.py</w:t>
+            </w:r>
+          </w:p>
+        </w:tc>
+        <w:tc>
+          <w:tcPr>
+            <w:tcW w:type="dxa" w:w="3120"/>
+            <w:shd w:fill="FFFFFF"/>
+            <w:tcMar>
+              <w:top w:w="60" w:type="dxa"/>
+              <w:bottom w:w="60" w:type="dxa"/>
+              <w:left w:w="100" w:type="dxa"/>
+              <w:right w:w="100" w:type="dxa"/>
+            </w:tcMar>
+          </w:tcPr>
+          <w:p>
+            <w:r>
+              <w:rPr>
+                <w:color w:val="1E293B"/>
+                <w:sz w:val="19"/>
+              </w:rPr>
+              <w:t>12 Passed</w:t>
+            </w:r>
+          </w:p>
+        </w:tc>
+        <w:tc>
+          <w:tcPr>
+            <w:tcW w:type="dxa" w:w="3120"/>
+            <w:shd w:fill="FFFFFF"/>
+            <w:tcMar>
+              <w:top w:w="60" w:type="dxa"/>
+              <w:bottom w:w="60" w:type="dxa"/>
+              <w:left w:w="100" w:type="dxa"/>
+              <w:right w:w="100" w:type="dxa"/>
+            </w:tcMar>
+          </w:tcPr>
+          <w:p>
+            <w:r>
+              <w:rPr>
+                <w:color w:val="1E293B"/>
+                <w:sz w:val="19"/>
+              </w:rPr>
+              <w:t>Validates GDELT article parsing, Fact Check attribution, RDAP SSRF defense, Vision OCR disclaimers, and enrichment orchestration.</w:t>
+            </w:r>
+          </w:p>
+        </w:tc>
+      </w:tr>
+      <w:tr>
+        <w:tc>
+          <w:tcPr>
+            <w:tcW w:type="dxa" w:w="3120"/>
+            <w:shd w:fill="F8FAFC"/>
+            <w:tcMar>
+              <w:top w:w="60" w:type="dxa"/>
+              <w:bottom w:w="60" w:type="dxa"/>
+              <w:left w:w="100" w:type="dxa"/>
+              <w:right w:w="100" w:type="dxa"/>
+            </w:tcMar>
+          </w:tcPr>
+          <w:p>
+            <w:r>
+              <w:rPr>
+                <w:color w:val="1E293B"/>
+                <w:sz w:val="19"/>
+              </w:rPr>
+              <w:t>tests/test_social_apis.py</w:t>
+            </w:r>
+          </w:p>
+        </w:tc>
+        <w:tc>
+          <w:tcPr>
+            <w:tcW w:type="dxa" w:w="3120"/>
+            <w:shd w:fill="F8FAFC"/>
+            <w:tcMar>
+              <w:top w:w="60" w:type="dxa"/>
+              <w:bottom w:w="60" w:type="dxa"/>
+              <w:left w:w="100" w:type="dxa"/>
+              <w:right w:w="100" w:type="dxa"/>
+            </w:tcMar>
+          </w:tcPr>
+          <w:p>
+            <w:r>
+              <w:rPr>
+                <w:color w:val="1E293B"/>
+                <w:sz w:val="19"/>
+              </w:rPr>
+              <w:t>7 Passed</w:t>
+            </w:r>
+          </w:p>
+        </w:tc>
+        <w:tc>
+          <w:tcPr>
+            <w:tcW w:type="dxa" w:w="3120"/>
+            <w:shd w:fill="F8FAFC"/>
+            <w:tcMar>
+              <w:top w:w="60" w:type="dxa"/>
+              <w:bottom w:w="60" w:type="dxa"/>
+              <w:left w:w="100" w:type="dxa"/>
+              <w:right w:w="100" w:type="dxa"/>
+            </w:tcMar>
+          </w:tcPr>
+          <w:p>
+            <w:r>
+              <w:rPr>
+                <w:color w:val="1E293B"/>
+                <w:sz w:val="19"/>
+              </w:rPr>
+              <w:t>Validates X API v2 tweet/author normalization, token masking (AAA****ZZZ), HTTP 429 rate limit backoff, pagination, and Reddit search.</w:t>
+            </w:r>
+          </w:p>
+        </w:tc>
+      </w:tr>
     </w:tbl>
     <w:p>
       <w:pPr>
-        <w:spacing w:after="120"/>
+        <w:spacing w:after="160"/>
       </w:pPr>
     </w:p>
     <w:p>
@@ -1671,7 +1344,7 @@
           <w:b/>
           <w:color w:val="0E7490"/>
         </w:rPr>
-        <w:t>Total Test Suite: 42 passed in 4.39 seconds (100% pass rate, 0 failures, 0 regressions).</w:t>
+        <w:t>Total Test Suite: 67 passed in 7.56 seconds (100% pass rate, 0 failures, 0 regressions).</w:t>
       </w:r>
     </w:p>
     <w:p>
@@ -1682,39 +1355,18 @@
         <w:rPr>
           <w:color w:val="0E7490"/>
         </w:rPr>
-        <w:t>8. Git Status &amp; Safety Compliance</w:t>
+        <w:t>8. Git &amp; Governance Compliance</w:t>
       </w:r>
     </w:p>
     <w:p>
-      <w:pPr>
-        <w:pStyle w:val="ListBullet"/>
-      </w:pPr>
       <w:r>
-        <w:t>• Branch: main (clean working tree prior to execution; all modifications are local and uncommitted per Rule A.3).</w:t>
-      </w:r>
-    </w:p>
-    <w:p>
-      <w:pPr>
-        <w:pStyle w:val="ListBullet"/>
-      </w:pPr>
-      <w:r>
-        <w:t>• Model Preservation: models/selected_bot_classifier.joblib was never retrained, renamed, or modified.</w:t>
-      </w:r>
-    </w:p>
-    <w:p>
-      <w:pPr>
-        <w:pStyle w:val="ListBullet"/>
-      </w:pPr>
-      <w:r>
-        <w:t>• No Secrets Committed: Live credentials are kept out of Git. Sanitized template provided in .env.example.</w:t>
-      </w:r>
-    </w:p>
-    <w:p>
-      <w:pPr>
-        <w:pStyle w:val="ListBullet"/>
-      </w:pPr>
-      <w:r>
-        <w:t>• Data Governance: No private datasets were uploaded or redistributed. Raw Cresci archives remain excluded.</w:t>
+        <w:t>• Git Status: Working tree changes staged cleanly on branch main with all tests verified.</w:t>
+        <w:br/>
+        <w:t>• Model Integrity: models/selected_bot_classifier.joblib was preserved byte-for-byte without retraining.</w:t>
+        <w:br/>
+        <w:t>• Credential Protection: No live tokens, secrets, or API keys are committed to Git. Fully descriptive placeholders provided in .env.example.</w:t>
+        <w:br/>
+        <w:t>• Data Governance: No proprietary datasets were exposed; synthetic demo data is explicitly marked.</w:t>
       </w:r>
     </w:p>
     <w:sectPr>
